--- a/docs/Informe_EFT_DevOps.docx
+++ b/docs/Informe_EFT_DevOps.docx
@@ -60,7 +60,7 @@
         <w:rPr>
           <w:sz w:val="22"/>
         </w:rPr>
-        <w:t>Integrantes: Najeeb Escobar Pérez · [Nombre del compañero/a de dupla]</w:t>
+        <w:t>Estudiante: Najeeb Escobar Pérez</w:t>
       </w:r>
     </w:p>
     <w:p>
